--- a/public/downloads/28_Declaracao_Hipossuficiencia.docx
+++ b/public/downloads/28_Declaracao_Hipossuficiencia.docx
@@ -8,12 +8,12 @@
       </w:pPr>
       <w:r>
         <w:rPr>
-          <w:rFonts w:ascii="Arial" w:hAnsi="Arial"/>
+          <w:rFonts w:ascii="Times New Roman" w:hAnsi="Times New Roman"/>
           <w:b/>
-          <w:color w:val="1A2C4C"/>
+          <w:color w:val="0A192F"/>
           <w:sz w:val="26"/>
         </w:rPr>
-        <w:t>DECLARAÇÃO DE HIPOSSUFICIÊNCIA FINANCEIRA (JUSTIÇA GRATUITA)</w:t>
+        <w:t>DECLARAÇÃO FORMAL DE HIPOSSUFICIÊNCIA FINANCEIRA E REQUERIMENTO DE GRATUIDADE DE JUSTIÇA</w:t>
       </w:r>
     </w:p>
     <w:p>
@@ -22,12 +22,12 @@
       </w:pPr>
       <w:r>
         <w:rPr>
-          <w:rFonts w:ascii="Arial" w:hAnsi="Arial"/>
+          <w:rFonts w:ascii="Times New Roman" w:hAnsi="Times New Roman"/>
           <w:i/>
-          <w:color w:val="787878"/>
-          <w:sz w:val="19"/>
+          <w:color w:val="5A5A5A"/>
+          <w:sz w:val="20"/>
         </w:rPr>
-        <w:t>Acervo de Segurança Jurídica • Módulo 3: Vida Civil e Finanças • Banca Andrade &amp; Florio</w:t>
+        <w:t>Arrimada no Art. 98 e Seguintes do Código de Processo Civil e Art. 5º, Inciso LXXIV, da CF/1988</w:t>
       </w:r>
     </w:p>
     <w:p/>
@@ -45,7 +45,7 @@
         <w:tc>
           <w:tcPr>
             <w:tcW w:type="dxa" w:w="9360"/>
-            <w:shd w:fill="F4F5F7"/>
+            <w:shd w:fill="F8F9FA"/>
           </w:tcPr>
           <w:p>
             <w:pPr>
@@ -56,10 +56,12 @@
               <w:rPr>
                 <w:rFonts w:ascii="Arial" w:hAnsi="Arial"/>
                 <w:b/>
-                <w:color w:val="B48214"/>
-                <w:sz w:val="19"/>
+                <w:color w:val="8C640F"/>
+                <w:sz w:val="18"/>
               </w:rPr>
-              <w:t>💡 NOTA TÉCNICA DO ADVOGADO: Documento necessário para requerer isenção de taxas cartorárias ou gratuidade da justiça (Art. 98 do CPC).</w:t>
+              <w:t>ORIENTAÇÃO TÉCNICA E SEGURANÇA JURÍDICA (ANDRADE &amp; FLORIO):</w:t>
+              <w:br/>
+              <w:t>A declaração de hipossuficiência assinada pela pessoa física goza de presunção relativa de veracidade (art. 99, § 3º, do CPC), habilitando a isenção de custas iniciais, taxas judiciais, despesas periciais e honorários sucumbenciais.</w:t>
             </w:r>
           </w:p>
         </w:tc>
@@ -68,73 +70,127 @@
     <w:p/>
     <w:p>
       <w:pPr>
-        <w:pStyle w:val="Heading2"/>
+        <w:spacing w:line="300" w:lineRule="auto" w:after="240"/>
+        <w:jc w:val="both"/>
       </w:pPr>
       <w:r>
-        <w:t>QUALIFICAÇÃO DAS PARTES</w:t>
-      </w:r>
-    </w:p>
-    <w:p>
-      <w:r>
-        <w:t>DECLARANTE: [NOME COMPLETO], CPF [CPF], residente em [ENDEREÇO].</w:t>
+        <w:rPr>
+          <w:rFonts w:ascii="Times New Roman" w:hAnsi="Times New Roman"/>
+          <w:color w:val="1E1E1E"/>
+          <w:sz w:val="22"/>
+        </w:rPr>
+        <w:t>Eu, [NOME COMPLETO DO DECLARANTE], nacionalidade: [NACIONALIDADE], estado civil: [ESTADO CIVIL], profissão: [PROFISSÃO], RG nº [RG], inscrito(a) no CPF/MF sob o nº [CPF], residente e domiciliado(a) na [ENDEREÇO COMPLETO COM CEP], telefone: [TELEFONE];</w:t>
+        <w:br/>
+        <w:br/>
+        <w:t>DECLARO formalmente perante o Poder Judiciário, sob as penas rigorosas da lei:</w:t>
       </w:r>
     </w:p>
     <w:p>
       <w:pPr>
-        <w:spacing w:before="200" w:after="40"/>
+        <w:spacing w:before="240" w:after="60"/>
       </w:pPr>
       <w:r>
         <w:rPr>
-          <w:rFonts w:ascii="Arial" w:hAnsi="Arial"/>
+          <w:rFonts w:ascii="Times New Roman" w:hAnsi="Times New Roman"/>
           <w:b/>
-          <w:color w:val="1A2C4C"/>
+          <w:color w:val="0A192F"/>
           <w:sz w:val="22"/>
         </w:rPr>
-        <w:t>DECLARAÇÃO FORMAL</w:t>
+        <w:t>1. DA IMPOSSIBILIDADE ECONÔMICA E DA GRATUIDADE PROCESSUAL</w:t>
       </w:r>
     </w:p>
     <w:p>
       <w:pPr>
-        <w:spacing w:before="0" w:after="120" w:line="276" w:lineRule="auto"/>
+        <w:spacing w:before="0" w:after="160" w:line="300" w:lineRule="auto"/>
+        <w:jc w:val="both"/>
       </w:pPr>
       <w:r>
         <w:rPr>
-          <w:rFonts w:ascii="Arial" w:hAnsi="Arial"/>
-          <w:color w:val="282828"/>
-          <w:sz w:val="20"/>
+          <w:rFonts w:ascii="Times New Roman" w:hAnsi="Times New Roman"/>
+          <w:color w:val="1E1E1E"/>
+          <w:sz w:val="21"/>
         </w:rPr>
-        <w:t>Declara, sob as penas da lei (Art. 2º da Lei 1.060/50), não possuir condições financeiras de arcar com custas sem prejuízo do sustento próprio e familiar.</w:t>
+        <w:t>1.1. Que a minha condição socioeconômica contemporânea NÃO me permite suportar o pagamento de custas processuais, taxas judiciárias, preparo de recursos, despesas com peritos ou honorários de sucumbência sem o gravame irreparável ao meu sustento pessoal e de minha família.</w:t>
+        <w:br/>
+        <w:br/>
+        <w:t>1.2. Que aufiro renda mensal líquida média de R$ [VALOR RENDA MENSAL], montante estritamente comprometido com habitação, alimentação, remédios e sobrevivência básica, fazendo jus aos benefícios da JUSTIÇA GRATUITA integral (arts. 98 e 99 do CPC).</w:t>
       </w:r>
     </w:p>
     <w:p>
+      <w:pPr>
+        <w:spacing w:before="240" w:after="60"/>
+      </w:pPr>
       <w:r>
+        <w:rPr>
+          <w:rFonts w:ascii="Times New Roman" w:hAnsi="Times New Roman"/>
+          <w:b/>
+          <w:color w:val="0A192F"/>
+          <w:sz w:val="22"/>
+        </w:rPr>
+        <w:t>2. DA CIÊNCIA DAS SANÇÕES POR FALSIDADE</w:t>
+      </w:r>
+    </w:p>
+    <w:p>
+      <w:pPr>
+        <w:spacing w:before="0" w:after="160" w:line="300" w:lineRule="auto"/>
+        <w:jc w:val="both"/>
+      </w:pPr>
+      <w:r>
+        <w:rPr>
+          <w:rFonts w:ascii="Times New Roman" w:hAnsi="Times New Roman"/>
+          <w:color w:val="1E1E1E"/>
+          <w:sz w:val="21"/>
+        </w:rPr>
+        <w:t>2.1. O(A) declarante declara ter plena ciência de que a prestação de declaração inverídica enseja responsabilidade criminal pelo delito de falsidade ideológica (artigo 299 do Código Penal) e condenação ao pagamento de até o décuplo das custas judiciais devidas (artigo 100, parágrafo único, do Código de Processo Civil).</w:t>
+      </w:r>
+    </w:p>
+    <w:p>
+      <w:pPr>
+        <w:spacing w:before="360" w:after="480"/>
+      </w:pPr>
+      <w:r>
+        <w:rPr>
+          <w:rFonts w:ascii="Times New Roman" w:hAnsi="Times New Roman"/>
+          <w:sz w:val="21"/>
+        </w:rPr>
+        <w:t>E, por estarem assim justas, acordadas e contratadas, as partes firmam o presente instrumento em 02 (duas) vias de igual teor e forma, na presença das 02 (duas) testemunhas instrumentárias abaixo qualificadas, que a tudo assistiram e dão fé.</w:t>
+        <w:br/>
         <w:br/>
         <w:t>[CIDADE/UF], [DIA] de [MÊS] de 202[X].</w:t>
         <w:br/>
         <w:br/>
-      </w:r>
-    </w:p>
-    <w:p>
-      <w:r>
-        <w:t>_________________________________________</w:t>
         <w:br/>
-        <w:t>PRIMEIRA PARTE / CONTRATANTE</w:t>
+        <w:t>___________________________________________________________</w:t>
+        <w:br/>
+        <w:t>PRIMEIRA PARTE</w:t>
+        <w:br/>
+        <w:t>CPF/CNPJ nº [NÚMERO]</w:t>
         <w:br/>
         <w:br/>
-        <w:t>_________________________________________</w:t>
         <w:br/>
-        <w:t>SEGUNDA PARTE / CONTRATADA</w:t>
+        <w:t>___________________________________________________________</w:t>
+        <w:br/>
+        <w:t>SEGUNDA PARTE</w:t>
+        <w:br/>
+        <w:t>CPF/CNPJ nº [NÚMERO]</w:t>
         <w:br/>
         <w:br/>
-      </w:r>
-    </w:p>
-    <w:p>
-      <w:r>
-        <w:t>TESTEMUNHAS:</w:t>
         <w:br/>
-        <w:t>1. Nome: ____________________ CPF: ______________</w:t>
+        <w:t>TESTEMUNHAS INSTRUMENTÁRIAS:</w:t>
         <w:br/>
-        <w:t>2. Nome: ____________________ CPF: ______________</w:t>
+        <w:br/>
+        <w:t>1. ______________________________________</w:t>
+        <w:br/>
+        <w:t>Nome: [NOME COMPLETO DA TESTEMUNHA 1]</w:t>
+        <w:br/>
+        <w:t>RG nº [NÚMERO] | CPF nº [NÚMERO]</w:t>
+        <w:br/>
+        <w:br/>
+        <w:t>2. ______________________________________</w:t>
+        <w:br/>
+        <w:t>Nome: [NOME COMPLETO DA TESTEMUNHA 2]</w:t>
+        <w:br/>
+        <w:t>RG nº [NÚMERO] | CPF nº [NÚMERO]</w:t>
       </w:r>
     </w:p>
     <w:sectPr>
